--- a/docs/modelisation_porte_monnaie.docx
+++ b/docs/modelisation_porte_monnaie.docx
@@ -4348,7 +4348,7 @@
           <w:sz w:val="24"/>
           <w:szCs w:val="24"/>
         </w:rPr>
-        <w:t xml:space="preserve">Le diagramme de classes présente la structure interne de l'application : les classes, leurs attributs, leurs méthodes principales et les relations qui les unissent.</w:t>
+        <w:t xml:space="preserve">Le diagramme de classes présente la structure interne du modèle. Il se lit en deux blocs, qui correspondent à la répartition retenue : en haut les services, qui portent les traitements et les règles de gestion ; en bas les entités et les énumérations, qui portent les données.</w:t>
       </w:r>
     </w:p>
     <w:p>
@@ -4366,7 +4366,7 @@
           <w:sz w:val="24"/>
           <w:szCs w:val="24"/>
         </w:rPr>
-        <w:t xml:space="preserve">Les losanges pleins représentent des compositions. Ils se placent du côté de la classe contenante : un portefeuille contient ses transactions et ses objectifs, un objectif contient ses mouvements. Cette relation traduit une dépendance d'existence : le contenu disparaît avec le contenant, ce qui correspond exactement à la règle retenue pour la suppression d'un objectif.</w:t>
+        <w:t xml:space="preserve">Les losanges pleins représentent des compositions. Ils se placent du côté de la classe contenante : un portefeuille contient ses transactions et ses objectifs, un objectif contient ses mouvements. Cette relation traduit une dépendance d'existence, le contenu disparaissant avec le contenant, ce qui correspond exactement à la règle retenue pour la suppression d'un objectif.</w:t>
       </w:r>
     </w:p>
     <w:p>
@@ -4384,7 +4384,7 @@
           <w:sz w:val="24"/>
           <w:szCs w:val="24"/>
         </w:rPr>
-        <w:t xml:space="preserve">Les flèches en pointillé représentent des dépendances vers les énumérations. Une transaction utilise une catégorie et un type sans en être propriétaire, puisque ces valeurs sont fixes et partagées par toute l'application.</w:t>
+        <w:t xml:space="preserve">Les flèches en pointillé représentent des dépendances. Une transaction utilise une catégorie et un type sans en être propriétaire, ces valeurs étant fixes et partagées par toute l'application. De la même manière, les services utilisent les entités sans les contenir.</w:t>
       </w:r>
     </w:p>
     <w:p>
@@ -4395,7 +4395,7 @@
       <w:r>
         <w:drawing>
           <wp:inline distT="0" distB="0" distL="0" distR="0">
-            <wp:extent cx="4762500" cy="5524500"/>
+            <wp:extent cx="4762500" cy="5924550"/>
             <wp:effectExtent t="0" r="0" b="0" l="0"/>
             <wp:docPr id="1" name="" descr="" title=""/>
             <wp:cNvGraphicFramePr>
@@ -4420,7 +4420,7 @@
                   <pic:spPr bwMode="auto">
                     <a:xfrm>
                       <a:off x="0" y="0"/>
-                      <a:ext cx="4762500" cy="5524500"/>
+                      <a:ext cx="4762500" cy="5924550"/>
                     </a:xfrm>
                     <a:prstGeom prst="rect">
                       <a:avLst/>
@@ -4446,7 +4446,7 @@
           <w:sz w:val="24"/>
           <w:szCs w:val="24"/>
         </w:rPr>
-        <w:t xml:space="preserve">Figure 6 : Diagramme de classes</w:t>
+        <w:t xml:space="preserve">Figure 6 : Diagramme de classes du modèle</w:t>
       </w:r>
     </w:p>
     <w:p>
@@ -4464,7 +4464,7 @@
           <w:sz w:val="24"/>
           <w:szCs w:val="24"/>
         </w:rPr>
-        <w:t xml:space="preserve">Quatre choix de conception méritent d'être justifiés.</w:t>
+        <w:t xml:space="preserve">Cinq choix de conception méritent d'être justifiés.</w:t>
       </w:r>
     </w:p>
     <w:p>
@@ -4482,7 +4482,7 @@
           <w:sz w:val="24"/>
           <w:szCs w:val="24"/>
         </w:rPr>
-        <w:t xml:space="preserve">Les catégories sont modélisées par une énumération et non par une classe. Une catégorie ne possède aucun état propre : elle se réduit à un libellé fixe et au type de transaction auquel elle s'applique. L'énumération garantit qu'aucune valeur hors liste ne peut être créée, ce qui est précisément l'objectif recherché lorsque la saisie libre a été écartée. La liste des catégories actives devient alors un simple attribut du portefeuille.</w:t>
+        <w:t xml:space="preserve">Les entités ne contiennent que leur structure. Attributs, constructeurs, getters et setters, plus les contrôles de validité portant sur leurs propres champs. Tous les traitements sont regroupés dans des classes de service dédiées. Le critère de répartition est simple : une méthode qui n'a besoin que des champs de l'objet est un contrôle de validité et reste dans l'entité ; une méthode qui doit parcourir une liste ou interroger un autre objet est un traitement et rejoint un service.</w:t>
       </w:r>
     </w:p>
     <w:p>
@@ -4500,7 +4500,7 @@
           <w:sz w:val="24"/>
           <w:szCs w:val="24"/>
         </w:rPr>
-        <w:t xml:space="preserve">Le montant actuel d'un objectif n'est pas stocké comme attribut : il est calculé par la méthode getMontantActuel() à partir de la liste des mouvements. Cette solution évite toute incohérence entre le montant affiché et l'historique des contributions et des retraits.</w:t>
+        <w:t xml:space="preserve">Les contrôles de validité restent malgré tout dans les entités. Le constructeur de Transaction refuse un montant négatif ou une date postérieure au jour. Ce n'est pas un traitement ajouté à l'entité, c'est un constructeur correct : il empêche l'objet d'exister dans un état incohérent. Déplacer ce contrôle dans un service laisserait la possibilité de construire directement une transaction invalide.</w:t>
       </w:r>
     </w:p>
     <w:p>
@@ -4518,7 +4518,7 @@
           <w:sz w:val="24"/>
           <w:szCs w:val="24"/>
         </w:rPr>
-        <w:t xml:space="preserve">Le solde disponible est lui aussi calculé, et non stocké. Il correspond au total des revenus diminué des dépenses et des sommes actuellement placées dans les objectifs d'épargne, conformément au principe selon lequel l'argent mis de côté n'est plus mobilisable.</w:t>
+        <w:t xml:space="preserve">Les catégories sont modélisées par une énumération et non par une classe. Une catégorie ne possède aucun état propre : elle se réduit à un libellé fixe et au type de transaction auquel elle s'applique. L'énumération garantit qu'aucune valeur hors liste ne peut être créée, ce qui est précisément l'objectif recherché lorsque la saisie libre a été écartée.</w:t>
       </w:r>
     </w:p>
     <w:p>
@@ -4536,7 +4536,43 @@
           <w:sz w:val="24"/>
           <w:szCs w:val="24"/>
         </w:rPr>
-        <w:t xml:space="preserve">Le diagramme ne présente que les classes du domaine métier. Les classes techniques, à savoir le point d'entrée du programme, l'affichage console et la gestion du fichier de sauvegarde, relèvent de l'architecture applicative et sont décrites dans la section suivante. La sauvegarde est déclenchée par le portefeuille lui-même après chaque opération validée, et non par l'interface, ce qui garantit qu'aucune modification ne peut être oubliée.</w:t>
+        <w:t xml:space="preserve">Le montant actuel d'un objectif n'est pas stocké : il est calculé à partir de la liste des mouvements. Le calcul est isolé dans une classe utilitaire, CalculEpargne, appelée à la fois par ServiceEpargne et par ServicePortefeuille. Cette solution évite d'écrire deux fois le même calcul, ce qui produirait tôt ou tard un écart entre le montant affiché d'un objectif et le total épargné.</w:t>
+      </w:r>
+    </w:p>
+    <w:p>
+      <w:pPr>
+        <w:spacing w:after="160" w:before="0" w:line="360" w:lineRule="auto"/>
+        <w:jc w:val="both"/>
+      </w:pPr>
+      <w:r>
+        <w:rPr>
+          <w:rFonts w:ascii="Times New Roman" w:cs="Times New Roman" w:eastAsia="Times New Roman" w:hAnsi="Times New Roman"/>
+          <w:b w:val="false"/>
+          <w:bCs w:val="false"/>
+          <w:i w:val="false"/>
+          <w:iCs w:val="false"/>
+          <w:sz w:val="24"/>
+          <w:szCs w:val="24"/>
+        </w:rPr>
+        <w:t xml:space="preserve">Le solde disponible est lui aussi calculé, et non stocké. Il correspond au total des revenus diminué des dépenses et des sommes actuellement placées dans les objectifs d'épargne, conformément au principe selon lequel l'argent mis de côté n'est plus mobilisable. Une valeur stockée peut devenir fausse ; une valeur recalculée à chaque appel ne le peut pas.</w:t>
+      </w:r>
+    </w:p>
+    <w:p>
+      <w:pPr>
+        <w:spacing w:after="160" w:before="0" w:line="360" w:lineRule="auto"/>
+        <w:jc w:val="both"/>
+      </w:pPr>
+      <w:r>
+        <w:rPr>
+          <w:rFonts w:ascii="Times New Roman" w:cs="Times New Roman" w:eastAsia="Times New Roman" w:hAnsi="Times New Roman"/>
+          <w:b w:val="false"/>
+          <w:bCs w:val="false"/>
+          <w:i w:val="false"/>
+          <w:iCs w:val="false"/>
+          <w:sz w:val="24"/>
+          <w:szCs w:val="24"/>
+        </w:rPr>
+        <w:t xml:space="preserve">Le diagramme ne présente que le modèle. Les vues et les contrôleurs relèvent de l'architecture applicative et sont décrits dans la section suivante.</w:t>
       </w:r>
     </w:p>
     <w:p>
@@ -5056,7 +5092,7 @@
           <w:sz w:val="24"/>
           <w:szCs w:val="24"/>
         </w:rPr>
-        <w:t xml:space="preserve">L'application est organisée en trois couches. Chaque couche ne communique qu'avec celle qui la suit, et jamais dans le sens inverse : la couche métier ignore totalement l'existence de la console.</w:t>
+        <w:t xml:space="preserve">L'application suit le modèle d'architecture MVC, qui sépare les données et les règles métier, l'affichage, et l'enchaînement des opérations. Cette organisation a été retenue en accord avec l'encadrement du stage.</w:t>
       </w:r>
     </w:p>
     <w:p>
@@ -5067,7 +5103,7 @@
       <w:r>
         <w:drawing>
           <wp:inline distT="0" distB="0" distL="0" distR="0">
-            <wp:extent cx="5191125" cy="3762375"/>
+            <wp:extent cx="5191125" cy="5429250"/>
             <wp:effectExtent t="0" r="0" b="0" l="0"/>
             <wp:docPr id="1" name="" descr="" title=""/>
             <wp:cNvGraphicFramePr>
@@ -5092,7 +5128,7 @@
                   <pic:spPr bwMode="auto">
                     <a:xfrm>
                       <a:off x="0" y="0"/>
-                      <a:ext cx="5191125" cy="3762375"/>
+                      <a:ext cx="5191125" cy="5429250"/>
                     </a:xfrm>
                     <a:prstGeom prst="rect">
                       <a:avLst/>
@@ -5118,7 +5154,7 @@
           <w:sz w:val="24"/>
           <w:szCs w:val="24"/>
         </w:rPr>
-        <w:t xml:space="preserve">Figure 7 : Architecture applicative en couches</w:t>
+        <w:t xml:space="preserve">Figure 7 : Architecture MVC de l'application</w:t>
       </w:r>
     </w:p>
     <w:p>
@@ -5136,7 +5172,7 @@
           <w:sz w:val="24"/>
           <w:szCs w:val="24"/>
         </w:rPr>
-        <w:t xml:space="preserve">La couche présentation regroupe le point d'entrée du programme et l'affichage console. Elle lit les saisies de l'utilisateur, affiche les résultats, et délègue tout traitement à la couche métier. Elle ne contient aucun calcul.</w:t>
+        <w:t xml:space="preserve">Le modèle regroupe tout ce qui ne dépend pas de la façon dont l'application est utilisée. Il se découpe lui-même en quatre parties : les entités portent les données, les services portent les traitements et les règles de gestion, les énumérations portent les valeurs fixes, et la persistance assure la lecture et l'écriture du fichier de sauvegarde.</w:t>
       </w:r>
     </w:p>
     <w:p>
@@ -5154,7 +5190,7 @@
           <w:sz w:val="24"/>
           <w:szCs w:val="24"/>
         </w:rPr>
-        <w:t xml:space="preserve">La couche métier contient l'ensemble des règles du domaine : calcul du solde, validation des montants et des dates, gestion des catégories actives, progression des objectifs d'épargne. C'est le cœur de l'application, et la seule partie qui devra être conservée intégralement si l'interface console est un jour remplacée.</w:t>
+        <w:t xml:space="preserve">La vue affiche et lit les saisies, rien de plus. Elle ne calcule rien et ne décide de rien. Elle reçoit des données déjà prêtes et renvoie ce que l'utilisateur a saisi.</w:t>
       </w:r>
     </w:p>
     <w:p>
@@ -5172,7 +5208,7 @@
           <w:sz w:val="24"/>
           <w:szCs w:val="24"/>
         </w:rPr>
-        <w:t xml:space="preserve">La couche persistance assure la lecture et l'écriture du fichier de sauvegarde. Elle est appelée par la couche métier après chaque opération validée.</w:t>
+        <w:t xml:space="preserve">Le contrôleur enchaîne les opérations : il demande une saisie à la vue, appelle le service concerné, récupère le résultat et le transmet à la vue pour affichage. Il ne contient aucune règle métier et n'affiche jamais rien lui-même.</w:t>
       </w:r>
     </w:p>
     <w:p>
@@ -5190,7 +5226,79 @@
           <w:sz w:val="24"/>
           <w:szCs w:val="24"/>
         </w:rPr>
-        <w:t xml:space="preserve">Cette organisation présente un intérêt concret pour la suite du projet. L'ajout d'une interface graphique reviendrait à remplacer la couche présentation, sans modifier une seule ligne de la logique métier. De la même manière, un passage ultérieur à une base de données ne toucherait que la couche persistance.</w:t>
+        <w:t xml:space="preserve">Les dépendances suivent un sens unique : le contrôleur connaît la vue et le modèle, tandis que la vue et le modèle ne connaissent ni l'un ni l'autre. Cette contrainte se vérifie mécaniquement sur les importations : aucune classe du paquet vue n'importe un service, aucune classe du paquet modele n'importe une vue ou un contrôleur.</w:t>
+      </w:r>
+    </w:p>
+    <w:p>
+      <w:pPr>
+        <w:spacing w:after="160" w:before="240" w:line="360" w:lineRule="auto"/>
+        <w:jc w:val="both"/>
+      </w:pPr>
+      <w:r>
+        <w:rPr>
+          <w:rFonts w:ascii="Times New Roman" w:cs="Times New Roman" w:eastAsia="Times New Roman" w:hAnsi="Times New Roman"/>
+          <w:b/>
+          <w:bCs/>
+          <w:i w:val="false"/>
+          <w:iCs w:val="false"/>
+          <w:sz w:val="24"/>
+          <w:szCs w:val="24"/>
+        </w:rPr>
+        <w:t xml:space="preserve">Deux dispositions renforcent cette séparation.</w:t>
+      </w:r>
+    </w:p>
+    <w:p>
+      <w:pPr>
+        <w:spacing w:after="160" w:before="0" w:line="360" w:lineRule="auto"/>
+        <w:jc w:val="both"/>
+      </w:pPr>
+      <w:r>
+        <w:rPr>
+          <w:rFonts w:ascii="Times New Roman" w:cs="Times New Roman" w:eastAsia="Times New Roman" w:hAnsi="Times New Roman"/>
+          <w:b w:val="false"/>
+          <w:bCs w:val="false"/>
+          <w:i w:val="false"/>
+          <w:iCs w:val="false"/>
+          <w:sz w:val="24"/>
+          <w:szCs w:val="24"/>
+        </w:rPr>
+        <w:t xml:space="preserve">La première concerne l'accès aux données. Le portefeuille n'est détenu que par ServicePortefeuille, qui ne l'expose pas publiquement : les autres services y accèdent par une méthode à visibilité de paquet, invisible depuis les contrôleurs. Il devient donc impossible d'ajouter une transaction en contournant les services, et cette impossibilité est vérifiée par le compilateur, non par une simple convention.</w:t>
+      </w:r>
+    </w:p>
+    <w:p>
+      <w:pPr>
+        <w:spacing w:after="160" w:before="0" w:line="360" w:lineRule="auto"/>
+        <w:jc w:val="both"/>
+      </w:pPr>
+      <w:r>
+        <w:rPr>
+          <w:rFonts w:ascii="Times New Roman" w:cs="Times New Roman" w:eastAsia="Times New Roman" w:hAnsi="Times New Roman"/>
+          <w:b w:val="false"/>
+          <w:bCs w:val="false"/>
+          <w:i w:val="false"/>
+          <w:iCs w:val="false"/>
+          <w:sz w:val="24"/>
+          <w:szCs w:val="24"/>
+        </w:rPr>
+        <w:t xml:space="preserve">La seconde concerne les messages affichés. Aucune chaîne de caractères destinée à l'utilisateur ne figure dans un contrôleur : tous les textes sont regroupés dans les vues. Une modification de formulation, ou une traduction, ne touche donc qu'un seul endroit.</w:t>
+      </w:r>
+    </w:p>
+    <w:p>
+      <w:pPr>
+        <w:spacing w:after="160" w:before="0" w:line="360" w:lineRule="auto"/>
+        <w:jc w:val="both"/>
+      </w:pPr>
+      <w:r>
+        <w:rPr>
+          <w:rFonts w:ascii="Times New Roman" w:cs="Times New Roman" w:eastAsia="Times New Roman" w:hAnsi="Times New Roman"/>
+          <w:b w:val="false"/>
+          <w:bCs w:val="false"/>
+          <w:i w:val="false"/>
+          <w:iCs w:val="false"/>
+          <w:sz w:val="24"/>
+          <w:szCs w:val="24"/>
+        </w:rPr>
+        <w:t xml:space="preserve">Cette organisation présente un intérêt concret pour la suite du projet. Remplacer la console par une interface graphique reviendrait à réécrire les vues et à adapter les contrôleurs, sans modifier une seule règle métier. De la même manière, un passage ultérieur à une base de données ne toucherait que la partie persistance du modèle.</w:t>
       </w:r>
     </w:p>
     <w:p>

--- a/docs/modelisation_porte_monnaie.docx
+++ b/docs/modelisation_porte_monnaie.docx
@@ -318,7 +318,7 @@
           <w:sz w:val="24"/>
           <w:szCs w:val="24"/>
         </w:rPr>
-        <w:t xml:space="preserve">Assurer la persistance des données au moyen d'un fichier JSON local.</w:t>
+        <w:t>Assurer la persistance des données dans une base PostgreSQL.</w:t>
       </w:r>
     </w:p>
     <w:p>
@@ -541,7 +541,7 @@
           <w:sz w:val="24"/>
           <w:szCs w:val="24"/>
         </w:rPr>
-        <w:t xml:space="preserve">Une maîtrise renforcée de la programmation orientée objet en Java et de la manipulation de données au format JSON.</w:t>
+        <w:t>Une maîtrise renforcée de la programmation orientée objet en Java, de l'architecture en couches, de l'accès aux données en JDBC et de la conteneurisation avec Docker.</w:t>
       </w:r>
     </w:p>
     <w:p>
@@ -4624,7 +4624,7 @@
           <w:sz w:val="24"/>
           <w:szCs w:val="24"/>
         </w:rPr>
-        <w:t xml:space="preserve">Les choix techniques sont volontairement limités : le projet étant destiné à un usage personnel et à l'apprentissage, aucune infrastructure lourde n'est nécessaire.</w:t>
+        <w:t>Les choix techniques sont volontairement limités : le projet reste de taille modeste et destiné à un usage personnel, aucune infrastructure lourde n'est nécessaire.</w:t>
       </w:r>
     </w:p>
     <w:tbl>
@@ -4722,7 +4722,7 @@
                 <w:sz w:val="24"/>
                 <w:szCs w:val="24"/>
               </w:rPr>
-              <w:t xml:space="preserve">Langage</w:t>
+              <w:t>Langage</w:t>
             </w:r>
           </w:p>
         </w:tc>
@@ -4748,7 +4748,7 @@
                 <w:sz w:val="24"/>
                 <w:szCs w:val="24"/>
               </w:rPr>
-              <w:t xml:space="preserve">Java, dernière version stable du JDK</w:t>
+              <w:t>Java, dernière version stable du JDK</w:t>
             </w:r>
           </w:p>
         </w:tc>
@@ -4776,7 +4776,7 @@
                 <w:sz w:val="24"/>
                 <w:szCs w:val="24"/>
               </w:rPr>
-              <w:t xml:space="preserve">Interface</w:t>
+              <w:t>Interface</w:t>
             </w:r>
           </w:p>
         </w:tc>
@@ -4802,7 +4802,7 @@
                 <w:sz w:val="24"/>
                 <w:szCs w:val="24"/>
               </w:rPr>
-              <w:t xml:space="preserve">Console (terminal), sans interface graphique</w:t>
+              <w:t>Console (terminal), sans interface graphique</w:t>
             </w:r>
           </w:p>
         </w:tc>
@@ -4830,7 +4830,7 @@
                 <w:sz w:val="24"/>
                 <w:szCs w:val="24"/>
               </w:rPr>
-              <w:t xml:space="preserve">Persistance</w:t>
+              <w:t>Base de données</w:t>
             </w:r>
           </w:p>
         </w:tc>
@@ -4856,7 +4856,7 @@
                 <w:sz w:val="24"/>
                 <w:szCs w:val="24"/>
               </w:rPr>
-              <w:t xml:space="preserve">Fichier JSON local, sans système de gestion de base de données</w:t>
+              <w:t>PostgreSQL, exécutée dans un conteneur Docker</w:t>
             </w:r>
           </w:p>
         </w:tc>
@@ -4884,7 +4884,7 @@
                 <w:sz w:val="24"/>
                 <w:szCs w:val="24"/>
               </w:rPr>
-              <w:t xml:space="preserve">Bibliothèque</w:t>
+              <w:t>Accès aux données</w:t>
             </w:r>
           </w:p>
         </w:tc>
@@ -4910,7 +4910,7 @@
                 <w:sz w:val="24"/>
                 <w:szCs w:val="24"/>
               </w:rPr>
-              <w:t xml:space="preserve">Gson, pour la conversion entre objets Java et format JSON</w:t>
+              <w:t>JDBC, sans ORM : les requêtes SQL sont écrites à la main</w:t>
             </w:r>
           </w:p>
         </w:tc>
@@ -4938,7 +4938,7 @@
                 <w:sz w:val="24"/>
                 <w:szCs w:val="24"/>
               </w:rPr>
-              <w:t xml:space="preserve">Environnement</w:t>
+              <w:t>Bibliothèque</w:t>
             </w:r>
           </w:p>
         </w:tc>
@@ -4964,7 +4964,7 @@
                 <w:sz w:val="24"/>
                 <w:szCs w:val="24"/>
               </w:rPr>
-              <w:t xml:space="preserve">Visual Studio Code</w:t>
+              <w:t>Pilote JDBC PostgreSQL, seule dépendance externe du projet</w:t>
             </w:r>
           </w:p>
         </w:tc>
@@ -4992,7 +4992,7 @@
                 <w:sz w:val="24"/>
                 <w:szCs w:val="24"/>
               </w:rPr>
-              <w:t xml:space="preserve">Gestion de versions</w:t>
+              <w:t>Conteneurisation</w:t>
             </w:r>
           </w:p>
         </w:tc>
@@ -5018,7 +5018,115 @@
                 <w:sz w:val="24"/>
                 <w:szCs w:val="24"/>
               </w:rPr>
-              <w:t xml:space="preserve">Git</w:t>
+              <w:t>Docker Compose, pour PostgreSQL et pgAdmin</w:t>
+            </w:r>
+          </w:p>
+        </w:tc>
+      </w:tr>
+      <w:tr>
+        <w:tc>
+          <w:tcPr>
+            <w:tcW w:type="dxa" w:w="2800"/>
+            <w:tcMar>
+              <w:top w:type="dxa" w:w="100"/>
+              <w:left w:type="dxa" w:w="120"/>
+              <w:bottom w:type="dxa" w:w="100"/>
+              <w:right w:type="dxa" w:w="120"/>
+            </w:tcMar>
+          </w:tcPr>
+          <w:p>
+            <w:pPr>
+              <w:spacing w:after="0" w:line="240" w:lineRule="auto"/>
+            </w:pPr>
+            <w:r>
+              <w:rPr>
+                <w:rFonts w:ascii="Times New Roman" w:cs="Times New Roman" w:eastAsia="Times New Roman" w:hAnsi="Times New Roman"/>
+                <w:b w:val="false"/>
+                <w:bCs w:val="false"/>
+                <w:sz w:val="24"/>
+                <w:szCs w:val="24"/>
+              </w:rPr>
+              <w:t>Environnement</w:t>
+            </w:r>
+          </w:p>
+        </w:tc>
+        <w:tc>
+          <w:tcPr>
+            <w:tcW w:type="dxa" w:w="6226"/>
+            <w:tcMar>
+              <w:top w:type="dxa" w:w="100"/>
+              <w:left w:type="dxa" w:w="120"/>
+              <w:bottom w:type="dxa" w:w="100"/>
+              <w:right w:type="dxa" w:w="120"/>
+            </w:tcMar>
+          </w:tcPr>
+          <w:p>
+            <w:pPr>
+              <w:spacing w:after="0" w:line="240" w:lineRule="auto"/>
+            </w:pPr>
+            <w:r>
+              <w:rPr>
+                <w:rFonts w:ascii="Times New Roman" w:cs="Times New Roman" w:eastAsia="Times New Roman" w:hAnsi="Times New Roman"/>
+                <w:b w:val="false"/>
+                <w:bCs w:val="false"/>
+                <w:sz w:val="24"/>
+                <w:szCs w:val="24"/>
+              </w:rPr>
+              <w:t>Visual Studio Code</w:t>
+            </w:r>
+          </w:p>
+        </w:tc>
+      </w:tr>
+      <w:tr>
+        <w:tc>
+          <w:tcPr>
+            <w:tcW w:type="dxa" w:w="2800"/>
+            <w:tcMar>
+              <w:top w:type="dxa" w:w="100"/>
+              <w:left w:type="dxa" w:w="120"/>
+              <w:bottom w:type="dxa" w:w="100"/>
+              <w:right w:type="dxa" w:w="120"/>
+            </w:tcMar>
+          </w:tcPr>
+          <w:p>
+            <w:pPr>
+              <w:spacing w:after="0" w:line="240" w:lineRule="auto"/>
+            </w:pPr>
+            <w:r>
+              <w:rPr>
+                <w:rFonts w:ascii="Times New Roman" w:cs="Times New Roman" w:eastAsia="Times New Roman" w:hAnsi="Times New Roman"/>
+                <w:b w:val="false"/>
+                <w:bCs w:val="false"/>
+                <w:sz w:val="24"/>
+                <w:szCs w:val="24"/>
+              </w:rPr>
+              <w:t>Gestion de versions</w:t>
+            </w:r>
+          </w:p>
+        </w:tc>
+        <w:tc>
+          <w:tcPr>
+            <w:tcW w:type="dxa" w:w="6226"/>
+            <w:tcMar>
+              <w:top w:type="dxa" w:w="100"/>
+              <w:left w:type="dxa" w:w="120"/>
+              <w:bottom w:type="dxa" w:w="100"/>
+              <w:right w:type="dxa" w:w="120"/>
+            </w:tcMar>
+          </w:tcPr>
+          <w:p>
+            <w:pPr>
+              <w:spacing w:after="0" w:line="240" w:lineRule="auto"/>
+            </w:pPr>
+            <w:r>
+              <w:rPr>
+                <w:rFonts w:ascii="Times New Roman" w:cs="Times New Roman" w:eastAsia="Times New Roman" w:hAnsi="Times New Roman"/>
+                <w:b w:val="false"/>
+                <w:bCs w:val="false"/>
+                <w:sz w:val="24"/>
+                <w:szCs w:val="24"/>
+              </w:rPr>
+              <w:t>Git</w:t>
             </w:r>
           </w:p>
         </w:tc>
@@ -5039,7 +5147,7 @@
           <w:sz w:val="24"/>
           <w:szCs w:val="24"/>
         </w:rPr>
-        <w:t xml:space="preserve">Le choix du format JSON plutôt que du CSV mérite d'être justifié. Le CSV convient à des données tabulaires simples, mais il gère mal les structures imbriquées. Or un objectif d'épargne contient sa propre liste de mouvements, ce qui constitue précisément une structure imbriquée. Le JSON représente cette hiérarchie naturellement, et la bibliothèque Gson assure la conversion dans les deux sens avec très peu de code.</w:t>
+        <w:t>Le choix de JDBC plutôt que d'un ORM comme Hibernate mérite d'être justifié. Un ORM génère les requêtes à la place du développeur : il fait gagner du temps sur un projet volumineux, mais il masque ce qui se passe réellement. Ici, écrire les requêtes à la main rend chaque accès aux données lisible et explicable, ce qui correspond à l'objectif pédagogique du projet. Le volume de données ne justifie par ailleurs aucune optimisation particulière.</w:t>
       </w:r>
     </w:p>
     <w:p>
@@ -5057,7 +5165,7 @@
           <w:sz w:val="24"/>
           <w:szCs w:val="24"/>
         </w:rPr>
-        <w:t xml:space="preserve">Aucune base de données n'est utilisée. Le volume de données reste faible et l'application ne comporte qu'un seul utilisateur : un fichier local suffit, et il présente l'avantage de rester lisible et transportable.</w:t>
+        <w:t>PostgreSQL et pgAdmin sont exécutés dans des conteneurs Docker, décrits par un fichier docker-compose à la racine du projet. Les données survivent au redémarrage des conteneurs grâce à un volume nommé. L'application Java, elle, est lancée depuis l'environnement de développement et se connecte à la base par le port publié : une application console lit le clavier, ce qu'un conteneur ne permet pas sans configuration particulière. Les paramètres de connexion sont lus dans un fichier non versionné, jamais écrits dans le code.</w:t>
       </w:r>
     </w:p>
     <w:p>
@@ -5092,7 +5200,7 @@
           <w:sz w:val="24"/>
           <w:szCs w:val="24"/>
         </w:rPr>
-        <w:t xml:space="preserve">L'application suit le modèle d'architecture MVC, qui sépare les données et les règles métier, l'affichage, et l'enchaînement des opérations. Cette organisation a été retenue en accord avec l'encadrement du stage.</w:t>
+        <w:t>L'application est organisée en quatre couches : présentation, application, domaine et infrastructure. Cette organisation, retenue en accord avec l'encadrement du stage, sépare l'affichage, l'enchaînement des opérations, les règles métier et le stockage des données.</w:t>
       </w:r>
     </w:p>
     <w:p>
@@ -5103,7 +5211,7 @@
       <w:r>
         <w:drawing>
           <wp:inline distT="0" distB="0" distL="0" distR="0">
-            <wp:extent cx="5191125" cy="5429250"/>
+            <wp:extent cx="4937760" cy="5552534"/>
             <wp:effectExtent t="0" r="0" b="0" l="0"/>
             <wp:docPr id="1" name="" descr="" title=""/>
             <wp:cNvGraphicFramePr>
@@ -5128,7 +5236,7 @@
                   <pic:spPr bwMode="auto">
                     <a:xfrm>
                       <a:off x="0" y="0"/>
-                      <a:ext cx="5191125" cy="5429250"/>
+                      <a:ext cx="4937760" cy="5552534"/>
                     </a:xfrm>
                     <a:prstGeom prst="rect">
                       <a:avLst/>
@@ -5154,7 +5262,7 @@
           <w:sz w:val="24"/>
           <w:szCs w:val="24"/>
         </w:rPr>
-        <w:t xml:space="preserve">Figure 7 : Architecture MVC de l'application</w:t>
+        <w:t>Figure 7 : Architecture en couches de l'application</w:t>
       </w:r>
     </w:p>
     <w:p>
@@ -5172,7 +5280,7 @@
           <w:sz w:val="24"/>
           <w:szCs w:val="24"/>
         </w:rPr>
-        <w:t xml:space="preserve">Le modèle regroupe tout ce qui ne dépend pas de la façon dont l'application est utilisée. Il se découpe lui-même en quatre parties : les entités portent les données, les services portent les traitements et les règles de gestion, les énumérations portent les valeurs fixes, et la persistance assure la lecture et l'écriture du fichier de sauvegarde.</w:t>
+        <w:t>La couche domaine porte les données : les entités et les énumérations, réduites à leur structure. La couche application porte les traitements et les règles de gestion, à travers des services accessibles par interface, ainsi que les objets de transfert qui alimentent la présentation. La couche infrastructure assure la persistance dans PostgreSQL, derrière une interface que le métier est seul à connaître.</w:t>
       </w:r>
     </w:p>
     <w:p>
@@ -5190,7 +5298,7 @@
           <w:sz w:val="24"/>
           <w:szCs w:val="24"/>
         </w:rPr>
-        <w:t xml:space="preserve">La vue affiche et lit les saisies, rien de plus. Elle ne calcule rien et ne décide de rien. Elle reçoit des données déjà prêtes et renvoie ce que l'utilisateur a saisi.</w:t>
+        <w:t>La couche présentation regroupe les vues et les contrôleurs. Une vue affiche et lit les saisies, rien de plus : elle ne calcule rien et ne décide d'aucune règle métier, même si les contrôles de format et de saisie relèvent bien d'elle.</w:t>
       </w:r>
     </w:p>
     <w:p>
@@ -5208,7 +5316,7 @@
           <w:sz w:val="24"/>
           <w:szCs w:val="24"/>
         </w:rPr>
-        <w:t xml:space="preserve">Le contrôleur enchaîne les opérations : il demande une saisie à la vue, appelle le service concerné, récupère le résultat et le transmet à la vue pour affichage. Il ne contient aucune règle métier et n'affiche jamais rien lui-même.</w:t>
+        <w:t>Un contrôleur enchaîne les appels : il demande une saisie à la vue, appelle le service concerné, récupère le résultat et le transmet à la vue pour affichage. Il ne contient aucun calcul, aucune règle métier, et aucune chaîne de caractères destinée à l'utilisateur.</w:t>
       </w:r>
     </w:p>
     <w:p>
@@ -5298,7 +5406,7 @@
           <w:sz w:val="24"/>
           <w:szCs w:val="24"/>
         </w:rPr>
-        <w:t xml:space="preserve">Cette organisation présente un intérêt concret pour la suite du projet. Remplacer la console par une interface graphique reviendrait à réécrire les vues et à adapter les contrôleurs, sans modifier une seule règle métier. De la même manière, un passage ultérieur à une base de données ne toucherait que la partie persistance du modèle.</w:t>
+        <w:t>Cette organisation a déjà fait ses preuves au cours du projet. Le passage d'une sauvegarde dans un fichier JSON à une base PostgreSQL n'a touché que la couche infrastructure : aucune règle métier, aucune vue et aucun contrôleur n'ont été modifiés, l'interface de persistance ayant absorbé le changement. De la même manière, remplacer la console par une interface graphique reviendrait à réécrire les vues et à adapter les contrôleurs, sans toucher au reste.</w:t>
       </w:r>
     </w:p>
     <w:p>
@@ -6687,7 +6795,7 @@
                 <w:sz w:val="24"/>
                 <w:szCs w:val="24"/>
               </w:rPr>
-              <w:t xml:space="preserve">Persistance JSON avec Gson</w:t>
+              <w:t>Persistance des données en base</w:t>
             </w:r>
           </w:p>
         </w:tc>
@@ -6713,7 +6821,7 @@
                 <w:sz w:val="24"/>
                 <w:szCs w:val="24"/>
               </w:rPr>
-              <w:t xml:space="preserve">Données conservées entre deux lancements</w:t>
+              <w:t>Données conservées entre deux lancements</w:t>
             </w:r>
           </w:p>
         </w:tc>
@@ -6767,7 +6875,7 @@
                 <w:sz w:val="24"/>
                 <w:szCs w:val="24"/>
               </w:rPr>
-              <w:t xml:space="preserve">Statistiques et finitions</w:t>
+              <w:t>Statistiques, architecture en couches et finitions</w:t>
             </w:r>
           </w:p>
         </w:tc>
@@ -6793,7 +6901,7 @@
                 <w:sz w:val="24"/>
                 <w:szCs w:val="24"/>
               </w:rPr>
-              <w:t xml:space="preserve">Version 1 complète</w:t>
+              <w:t>Version 1 complète</w:t>
             </w:r>
           </w:p>
         </w:tc>
